--- a/PROMPT.docx
+++ b/PROMPT.docx
@@ -3,21 +3,18 @@
 <w:document xmlns:wpc="http://schemas.microsoft.com/office/word/2010/wordprocessingCanvas" xmlns:cx="http://schemas.microsoft.com/office/drawing/2014/chartex" xmlns:cx1="http://schemas.microsoft.com/office/drawing/2015/9/8/chartex" xmlns:cx2="http://schemas.microsoft.com/office/drawing/2015/10/21/chartex" xmlns:cx3="http://schemas.microsoft.com/office/drawing/2016/5/9/chartex" xmlns:cx4="http://schemas.microsoft.com/office/drawing/2016/5/10/chartex" xmlns:cx5="http://schemas.microsoft.com/office/drawing/2016/5/11/chartex" xmlns:cx6="http://schemas.microsoft.com/office/drawing/2016/5/12/chartex" xmlns:cx7="http://schemas.microsoft.com/office/drawing/2016/5/13/chartex" xmlns:cx8="http://schemas.microsoft.com/office/drawing/2016/5/14/chartex" xmlns:mc="http://schemas.openxmlformats.org/markup-compatibility/2006" xmlns:aink="http://schemas.microsoft.com/office/drawing/2016/ink" xmlns:am3d="http://schemas.microsoft.com/office/drawing/2017/model3d" xmlns:o="urn:schemas-microsoft-com:office:office" xmlns:oel="http://schemas.microsoft.com/office/2019/extlst" xmlns:r="http://schemas.openxmlformats.org/officeDocument/2006/relationships" xmlns:m="http://schemas.openxmlformats.org/officeDocument/2006/math" xmlns:v="urn:schemas-microsoft-com:vml" xmlns:wp14="http://schemas.microsoft.com/office/word/2010/wordprocessingDrawing" xmlns:wp="http://schemas.openxmlformats.org/drawingml/2006/wordprocessingDrawing" xmlns:w10="urn:schemas-microsoft-com:office:word" xmlns:w="http://schemas.openxmlformats.org/wordprocessingml/2006/main" xmlns:w14="http://schemas.microsoft.com/office/word/2010/wordml" xmlns:w15="http://schemas.microsoft.com/office/word/2012/wordml" xmlns:w16cex="http://schemas.microsoft.com/office/word/2018/wordml/cex" xmlns:w16cid="http://schemas.microsoft.com/office/word/2016/wordml/cid" xmlns:w16="http://schemas.microsoft.com/office/word/2018/wordml" xmlns:w16du="http://schemas.microsoft.com/office/word/2023/wordml/word16du" xmlns:w16sdtdh="http://schemas.microsoft.com/office/word/2020/wordml/sdtdatahash" xmlns:w16sdtfl="http://schemas.microsoft.com/office/word/2024/wordml/sdtformatlock" xmlns:w16se="http://schemas.microsoft.com/office/word/2015/wordml/symex" xmlns:wpg="http://schemas.microsoft.com/office/word/2010/wordprocessingGroup" xmlns:wpi="http://schemas.microsoft.com/office/word/2010/wordprocessingInk" xmlns:wne="http://schemas.microsoft.com/office/word/2006/wordml" xmlns:wps="http://schemas.microsoft.com/office/word/2010/wordprocessingShape" mc:Ignorable="w14 w15 w16se w16cid w16 w16cex w16sdtdh w16sdtfl w16du wp14">
   <w:body>
     <w:p>
+      <w:r>
+        <w:t>Prompt</w:t>
+      </w:r>
+    </w:p>
+    <w:p>
       <w:proofErr w:type="spellStart"/>
       <w:r>
         <w:t>okk</w:t>
       </w:r>
       <w:proofErr w:type="spellEnd"/>
       <w:r>
-        <w:t xml:space="preserve"> </w:t>
-      </w:r>
-      <w:proofErr w:type="spellStart"/>
-      <w:r>
-        <w:t>i</w:t>
-      </w:r>
-      <w:proofErr w:type="spellEnd"/>
-      <w:r>
-        <w:t xml:space="preserve"> will tell u ki </w:t>
+        <w:t xml:space="preserve"> i will tell u ki </w:t>
       </w:r>
       <w:proofErr w:type="spellStart"/>
       <w:r>
@@ -2483,7 +2480,11 @@
       </w:r>
       <w:proofErr w:type="spellEnd"/>
       <w:r>
-        <w:t xml:space="preserve"> reviews </w:t>
+        <w:t xml:space="preserve"> </w:t>
+      </w:r>
+      <w:r>
+        <w:lastRenderedPageBreak/>
+        <w:t xml:space="preserve">reviews </w:t>
       </w:r>
       <w:proofErr w:type="spellStart"/>
       <w:r>
@@ -2551,7 +2552,6 @@
       </w:r>
       <w:proofErr w:type="spellStart"/>
       <w:r>
-        <w:lastRenderedPageBreak/>
         <w:t>dikhega</w:t>
       </w:r>
       <w:proofErr w:type="spellEnd"/>
@@ -4265,6 +4265,7 @@
       </w:r>
       <w:proofErr w:type="spellStart"/>
       <w:r>
+        <w:lastRenderedPageBreak/>
         <w:t>vagera</w:t>
       </w:r>
       <w:proofErr w:type="spellEnd"/>
@@ -4317,11 +4318,7 @@
       </w:r>
       <w:proofErr w:type="spellEnd"/>
       <w:r>
-        <w:t xml:space="preserve"> bass </w:t>
-      </w:r>
-      <w:r>
-        <w:lastRenderedPageBreak/>
-        <w:t xml:space="preserve">example </w:t>
+        <w:t xml:space="preserve"> bass example </w:t>
       </w:r>
       <w:proofErr w:type="spellStart"/>
       <w:r>
@@ -6571,18 +6568,26 @@
     </w:p>
     <w:p>
       <w:r>
+        <w:lastRenderedPageBreak/>
         <w:t xml:space="preserve">&gt; local, public or online bookings, because in a lot of places the online cabs and all aren’t </w:t>
       </w:r>
     </w:p>
     <w:p>
       <w:r>
-        <w:lastRenderedPageBreak/>
         <w:t xml:space="preserve">very used, instead shared auto rickshaw, buses are used most commonly, (6). How much </w:t>
       </w:r>
     </w:p>
     <w:p>
       <w:r>
-        <w:t xml:space="preserve">walking distance the person has to </w:t>
+        <w:t xml:space="preserve">walking </w:t>
+      </w:r>
+      <w:proofErr w:type="gramStart"/>
+      <w:r>
+        <w:t>distance</w:t>
+      </w:r>
+      <w:proofErr w:type="gramEnd"/>
+      <w:r>
+        <w:t xml:space="preserve"> the person has to </w:t>
       </w:r>
       <w:proofErr w:type="gramStart"/>
       <w:r>
@@ -6635,15 +6640,7 @@
       </w:r>
       <w:proofErr w:type="spellEnd"/>
       <w:r>
-        <w:t xml:space="preserve"> se hum </w:t>
-      </w:r>
-      <w:proofErr w:type="spellStart"/>
-      <w:r>
-        <w:t>pata</w:t>
-      </w:r>
-      <w:proofErr w:type="spellEnd"/>
-      <w:r>
-        <w:t xml:space="preserve"> </w:t>
+        <w:t xml:space="preserve"> se hum pata </w:t>
       </w:r>
       <w:proofErr w:type="spellStart"/>
       <w:r>
@@ -8921,15 +8918,7 @@
       </w:r>
       <w:proofErr w:type="spellEnd"/>
       <w:r>
-        <w:t xml:space="preserve"> </w:t>
-      </w:r>
-      <w:proofErr w:type="spellStart"/>
-      <w:r>
-        <w:t>pata</w:t>
-      </w:r>
-      <w:proofErr w:type="spellEnd"/>
-      <w:r>
-        <w:t xml:space="preserve"> </w:t>
+        <w:t xml:space="preserve"> pata </w:t>
       </w:r>
       <w:proofErr w:type="spellStart"/>
       <w:r>
@@ -8993,15 +8982,7 @@
       </w:r>
       <w:proofErr w:type="spellEnd"/>
       <w:r>
-        <w:t xml:space="preserve"> </w:t>
-      </w:r>
-      <w:proofErr w:type="spellStart"/>
-      <w:r>
-        <w:t>pata</w:t>
-      </w:r>
-      <w:proofErr w:type="spellEnd"/>
-      <w:r>
-        <w:t xml:space="preserve"> </w:t>
+        <w:t xml:space="preserve"> pata </w:t>
       </w:r>
       <w:proofErr w:type="spellStart"/>
       <w:r>
@@ -10105,15 +10086,7 @@
       </w:r>
       <w:proofErr w:type="spellEnd"/>
       <w:r>
-        <w:t xml:space="preserve"> aur clearly </w:t>
-      </w:r>
-      <w:proofErr w:type="spellStart"/>
-      <w:r>
-        <w:t>pata</w:t>
-      </w:r>
-      <w:proofErr w:type="spellEnd"/>
-      <w:r>
-        <w:t xml:space="preserve"> </w:t>
+        <w:t xml:space="preserve"> aur clearly pata </w:t>
       </w:r>
       <w:proofErr w:type="spellStart"/>
       <w:r>
@@ -10424,9 +10397,64 @@
         <w:t xml:space="preserve"> source and destination </w:t>
       </w:r>
       <w:proofErr w:type="spellStart"/>
+      <w:r>
+        <w:t>leke</w:t>
+      </w:r>
+      <w:proofErr w:type="spellEnd"/>
+      <w:r>
+        <w:t xml:space="preserve">..with agar group diya to </w:t>
+      </w:r>
+      <w:r>
+        <w:t xml:space="preserve">public/online me </w:t>
+      </w:r>
+      <w:proofErr w:type="spellStart"/>
+      <w:r>
+        <w:t>ya</w:t>
+      </w:r>
+      <w:proofErr w:type="spellEnd"/>
+      <w:r>
+        <w:t xml:space="preserve"> personal me and budget diya to..</w:t>
+      </w:r>
+    </w:p>
+    <w:p>
+      <w:r>
+        <w:br/>
+        <w:t>(</w:t>
+      </w:r>
+      <w:r>
+        <w:t>17</w:t>
+      </w:r>
+      <w:r>
+        <w:t xml:space="preserve">). Mere </w:t>
+      </w:r>
+      <w:proofErr w:type="spellStart"/>
+      <w:r>
+        <w:t>paas</w:t>
+      </w:r>
+      <w:proofErr w:type="spellEnd"/>
+      <w:r>
+        <w:t xml:space="preserve"> metro and </w:t>
+      </w:r>
+      <w:proofErr w:type="spellStart"/>
+      <w:r>
+        <w:t>bmtc</w:t>
+      </w:r>
+      <w:proofErr w:type="spellEnd"/>
+      <w:r>
+        <w:t xml:space="preserve"> buses </w:t>
+      </w:r>
+      <w:proofErr w:type="spellStart"/>
+      <w:r>
+        <w:t>ke</w:t>
+      </w:r>
+      <w:proofErr w:type="spellEnd"/>
+      <w:r>
+        <w:t xml:space="preserve"> stops ka dataset </w:t>
+      </w:r>
+      <w:proofErr w:type="spellStart"/>
       <w:proofErr w:type="gramStart"/>
       <w:r>
-        <w:t>leke</w:t>
+        <w:t>hai</w:t>
       </w:r>
       <w:proofErr w:type="spellEnd"/>
       <w:r>
@@ -10434,22 +10462,220 @@
       </w:r>
       <w:proofErr w:type="gramEnd"/>
       <w:r>
-        <w:t xml:space="preserve">with agar group diya to </w:t>
-      </w:r>
-      <w:r>
-        <w:t xml:space="preserve">public/online me </w:t>
-      </w:r>
-      <w:proofErr w:type="spellStart"/>
-      <w:r>
-        <w:t>ya</w:t>
-      </w:r>
-      <w:proofErr w:type="spellEnd"/>
-      <w:r>
-        <w:t xml:space="preserve"> personal me and budget diya </w:t>
-      </w:r>
+        <w:t xml:space="preserve">and </w:t>
+      </w:r>
+      <w:proofErr w:type="spellStart"/>
+      <w:r>
+        <w:t>bmtxc</w:t>
+      </w:r>
+      <w:proofErr w:type="spellEnd"/>
+      <w:r>
+        <w:t xml:space="preserve"> kia </w:t>
+      </w:r>
+      <w:proofErr w:type="spellStart"/>
+      <w:r>
+        <w:t>yani</w:t>
+      </w:r>
+      <w:proofErr w:type="spellEnd"/>
+      <w:r>
+        <w:t xml:space="preserve"> airport buses ka dataset </w:t>
+      </w:r>
+      <w:proofErr w:type="spellStart"/>
       <w:proofErr w:type="gramStart"/>
       <w:r>
-        <w:t>to..</w:t>
+        <w:t>hai</w:t>
+      </w:r>
+      <w:proofErr w:type="spellEnd"/>
+      <w:r>
+        <w:t>..</w:t>
+      </w:r>
+      <w:proofErr w:type="gramEnd"/>
+      <w:r>
+        <w:t xml:space="preserve">and </w:t>
+      </w:r>
+      <w:proofErr w:type="spellStart"/>
+      <w:r>
+        <w:t>ards</w:t>
+      </w:r>
+      <w:proofErr w:type="spellEnd"/>
+      <w:r>
+        <w:t xml:space="preserve"> </w:t>
+      </w:r>
+      <w:proofErr w:type="spellStart"/>
+      <w:r>
+        <w:t>jaisa</w:t>
+      </w:r>
+      <w:proofErr w:type="spellEnd"/>
+      <w:r>
+        <w:t xml:space="preserve"> </w:t>
+      </w:r>
+      <w:proofErr w:type="spellStart"/>
+      <w:r>
+        <w:t>maine</w:t>
+      </w:r>
+      <w:proofErr w:type="spellEnd"/>
+      <w:r>
+        <w:t xml:space="preserve"> </w:t>
+      </w:r>
+      <w:proofErr w:type="spellStart"/>
+      <w:r>
+        <w:t>bataya</w:t>
+      </w:r>
+      <w:proofErr w:type="spellEnd"/>
+      <w:r>
+        <w:t xml:space="preserve"> </w:t>
+      </w:r>
+      <w:proofErr w:type="spellStart"/>
+      <w:r>
+        <w:t>vo</w:t>
+      </w:r>
+      <w:proofErr w:type="spellEnd"/>
+      <w:r>
+        <w:t xml:space="preserve"> </w:t>
+      </w:r>
+      <w:proofErr w:type="spellStart"/>
+      <w:r>
+        <w:t>bhi</w:t>
+      </w:r>
+      <w:proofErr w:type="spellEnd"/>
+      <w:r>
+        <w:t xml:space="preserve"> </w:t>
+      </w:r>
+      <w:proofErr w:type="spellStart"/>
+      <w:proofErr w:type="gramStart"/>
+      <w:r>
+        <w:t>hai</w:t>
+      </w:r>
+      <w:proofErr w:type="spellEnd"/>
+      <w:r>
+        <w:t>..</w:t>
+      </w:r>
+      <w:proofErr w:type="spellStart"/>
+      <w:proofErr w:type="gramEnd"/>
+      <w:r>
+        <w:t>mai</w:t>
+      </w:r>
+      <w:proofErr w:type="spellEnd"/>
+      <w:r>
+        <w:t xml:space="preserve"> </w:t>
+      </w:r>
+      <w:proofErr w:type="spellStart"/>
+      <w:r>
+        <w:t>tumhe</w:t>
+      </w:r>
+      <w:proofErr w:type="spellEnd"/>
+      <w:r>
+        <w:t xml:space="preserve"> upload </w:t>
+      </w:r>
+      <w:proofErr w:type="spellStart"/>
+      <w:r>
+        <w:t>kar</w:t>
+      </w:r>
+      <w:proofErr w:type="spellEnd"/>
+      <w:r>
+        <w:t xml:space="preserve"> </w:t>
+      </w:r>
+      <w:proofErr w:type="spellStart"/>
+      <w:r>
+        <w:t>deta</w:t>
+      </w:r>
+      <w:proofErr w:type="spellEnd"/>
+      <w:r>
+        <w:t xml:space="preserve"> </w:t>
+      </w:r>
+      <w:proofErr w:type="spellStart"/>
+      <w:r>
+        <w:t>hoon</w:t>
+      </w:r>
+      <w:proofErr w:type="spellEnd"/>
+      <w:r>
+        <w:t xml:space="preserve"> datasets </w:t>
+      </w:r>
+      <w:proofErr w:type="spellStart"/>
+      <w:r>
+        <w:t>kaunse</w:t>
+      </w:r>
+      <w:proofErr w:type="spellEnd"/>
+      <w:r>
+        <w:t xml:space="preserve"> </w:t>
+      </w:r>
+      <w:proofErr w:type="spellStart"/>
+      <w:r>
+        <w:t>hai</w:t>
+      </w:r>
+      <w:proofErr w:type="spellEnd"/>
+      <w:r>
+        <w:t xml:space="preserve"> </w:t>
+      </w:r>
+      <w:proofErr w:type="spellStart"/>
+      <w:r>
+        <w:t>vo</w:t>
+      </w:r>
+      <w:proofErr w:type="spellEnd"/>
+      <w:r>
+        <w:t xml:space="preserve"> </w:t>
+      </w:r>
+      <w:proofErr w:type="spellStart"/>
+      <w:r>
+        <w:t>dekh</w:t>
+      </w:r>
+      <w:proofErr w:type="spellEnd"/>
+      <w:r>
+        <w:t xml:space="preserve"> </w:t>
+      </w:r>
+      <w:proofErr w:type="spellStart"/>
+      <w:r>
+        <w:t>lena</w:t>
+      </w:r>
+      <w:proofErr w:type="spellEnd"/>
+      <w:r>
+        <w:t xml:space="preserve"> </w:t>
+      </w:r>
+      <w:proofErr w:type="gramStart"/>
+      <w:r>
+        <w:t>tum..</w:t>
+      </w:r>
+      <w:proofErr w:type="spellStart"/>
+      <w:proofErr w:type="gramEnd"/>
+      <w:r>
+        <w:t>uss</w:t>
+      </w:r>
+      <w:proofErr w:type="spellEnd"/>
+      <w:r>
+        <w:t xml:space="preserve"> </w:t>
+      </w:r>
+      <w:proofErr w:type="spellStart"/>
+      <w:r>
+        <w:t>hisaab</w:t>
+      </w:r>
+      <w:proofErr w:type="spellEnd"/>
+      <w:r>
+        <w:t xml:space="preserve"> se </w:t>
+      </w:r>
+      <w:proofErr w:type="spellStart"/>
+      <w:r>
+        <w:t>hame</w:t>
+      </w:r>
+      <w:proofErr w:type="spellEnd"/>
+      <w:r>
+        <w:t xml:space="preserve"> </w:t>
+      </w:r>
+      <w:proofErr w:type="spellStart"/>
+      <w:r>
+        <w:t>dekhan</w:t>
+      </w:r>
+      <w:proofErr w:type="spellEnd"/>
+      <w:r>
+        <w:t xml:space="preserve"> </w:t>
+      </w:r>
+      <w:proofErr w:type="spellStart"/>
+      <w:proofErr w:type="gramStart"/>
+      <w:r>
+        <w:t>hoga</w:t>
+      </w:r>
+      <w:proofErr w:type="spellEnd"/>
+      <w:r>
+        <w:t>..</w:t>
       </w:r>
       <w:proofErr w:type="gramEnd"/>
     </w:p>
@@ -10459,63 +10685,124 @@
         <w:t>(</w:t>
       </w:r>
       <w:r>
-        <w:t>17</w:t>
-      </w:r>
-      <w:r>
-        <w:t xml:space="preserve">). Mere </w:t>
-      </w:r>
-      <w:proofErr w:type="spellStart"/>
-      <w:r>
-        <w:t>paas</w:t>
-      </w:r>
-      <w:proofErr w:type="spellEnd"/>
-      <w:r>
-        <w:t xml:space="preserve"> metro and </w:t>
-      </w:r>
-      <w:proofErr w:type="spellStart"/>
-      <w:r>
-        <w:t>bmtc</w:t>
-      </w:r>
-      <w:proofErr w:type="spellEnd"/>
-      <w:r>
-        <w:t xml:space="preserve"> buses </w:t>
-      </w:r>
-      <w:proofErr w:type="spellStart"/>
-      <w:r>
-        <w:t>ke</w:t>
-      </w:r>
-      <w:proofErr w:type="spellEnd"/>
-      <w:r>
-        <w:t xml:space="preserve"> stops ka dataset </w:t>
-      </w:r>
-      <w:proofErr w:type="spellStart"/>
+        <w:t>18</w:t>
+      </w:r>
       <w:proofErr w:type="gramStart"/>
       <w:r>
+        <w:t>)..</w:t>
+      </w:r>
+      <w:proofErr w:type="gramEnd"/>
+      <w:r>
+        <w:t xml:space="preserve"> see </w:t>
+      </w:r>
+      <w:proofErr w:type="spellStart"/>
+      <w:r>
+        <w:t>isem</w:t>
+      </w:r>
+      <w:proofErr w:type="spellEnd"/>
+      <w:r>
+        <w:t xml:space="preserve"> ml model and agentic ai and </w:t>
+      </w:r>
+      <w:proofErr w:type="spellStart"/>
+      <w:r>
+        <w:t>llm</w:t>
+      </w:r>
+      <w:proofErr w:type="spellEnd"/>
+      <w:r>
+        <w:t xml:space="preserve"> ka </w:t>
+      </w:r>
+      <w:proofErr w:type="spellStart"/>
+      <w:r>
+        <w:t>bohot</w:t>
+      </w:r>
+      <w:proofErr w:type="spellEnd"/>
+      <w:r>
+        <w:t xml:space="preserve"> essential role </w:t>
+      </w:r>
+      <w:proofErr w:type="spellStart"/>
+      <w:r>
         <w:t>hai</w:t>
       </w:r>
       <w:proofErr w:type="spellEnd"/>
       <w:r>
+        <w:t xml:space="preserve"> to </w:t>
+      </w:r>
+      <w:proofErr w:type="spellStart"/>
+      <w:r>
+        <w:t>usko</w:t>
+      </w:r>
+      <w:proofErr w:type="spellEnd"/>
+      <w:r>
+        <w:t xml:space="preserve"> </w:t>
+      </w:r>
+      <w:proofErr w:type="spellStart"/>
+      <w:r>
+        <w:t>samjhke</w:t>
+      </w:r>
+      <w:proofErr w:type="spellEnd"/>
+      <w:r>
+        <w:t xml:space="preserve"> </w:t>
+      </w:r>
+      <w:proofErr w:type="spellStart"/>
+      <w:r>
+        <w:t>karna</w:t>
+      </w:r>
+      <w:proofErr w:type="spellEnd"/>
+      <w:r>
+        <w:t xml:space="preserve"> sab </w:t>
+      </w:r>
+      <w:proofErr w:type="spellStart"/>
+      <w:proofErr w:type="gramStart"/>
+      <w:r>
+        <w:t>chize</w:t>
+      </w:r>
+      <w:proofErr w:type="spellEnd"/>
+      <w:r>
         <w:t>..</w:t>
       </w:r>
       <w:proofErr w:type="gramEnd"/>
       <w:r>
-        <w:t xml:space="preserve">and </w:t>
-      </w:r>
-      <w:proofErr w:type="spellStart"/>
-      <w:r>
-        <w:t>bmtxc</w:t>
-      </w:r>
-      <w:proofErr w:type="spellEnd"/>
-      <w:r>
-        <w:t xml:space="preserve"> kia </w:t>
-      </w:r>
-      <w:proofErr w:type="spellStart"/>
-      <w:r>
-        <w:t>yani</w:t>
-      </w:r>
-      <w:proofErr w:type="spellEnd"/>
-      <w:r>
-        <w:t xml:space="preserve"> airport buses ka dataset </w:t>
+        <w:t xml:space="preserve">and koi </w:t>
+      </w:r>
+      <w:proofErr w:type="spellStart"/>
+      <w:r>
+        <w:t>bhi</w:t>
+      </w:r>
+      <w:proofErr w:type="spellEnd"/>
+      <w:r>
+        <w:t xml:space="preserve"> chiz </w:t>
+      </w:r>
+      <w:proofErr w:type="spellStart"/>
+      <w:r>
+        <w:t>aise</w:t>
+      </w:r>
+      <w:proofErr w:type="spellEnd"/>
+      <w:r>
+        <w:t xml:space="preserve"> hardcoded mat de </w:t>
+      </w:r>
+      <w:proofErr w:type="spellStart"/>
+      <w:r>
+        <w:t>dena</w:t>
+      </w:r>
+      <w:proofErr w:type="spellEnd"/>
+      <w:r>
+        <w:t xml:space="preserve"> ki ye </w:t>
+      </w:r>
+      <w:proofErr w:type="spellStart"/>
+      <w:r>
+        <w:t>hai</w:t>
+      </w:r>
+      <w:proofErr w:type="spellEnd"/>
+      <w:r>
+        <w:t xml:space="preserve"> </w:t>
+      </w:r>
+      <w:proofErr w:type="spellStart"/>
+      <w:r>
+        <w:t>vo</w:t>
+      </w:r>
+      <w:proofErr w:type="spellEnd"/>
+      <w:r>
+        <w:t xml:space="preserve"> </w:t>
       </w:r>
       <w:proofErr w:type="spellStart"/>
       <w:proofErr w:type="gramStart"/>
@@ -10526,41 +10813,14 @@
       <w:r>
         <w:t>..</w:t>
       </w:r>
+      <w:proofErr w:type="spellStart"/>
       <w:proofErr w:type="gramEnd"/>
       <w:r>
-        <w:t xml:space="preserve">and </w:t>
-      </w:r>
-      <w:proofErr w:type="spellStart"/>
-      <w:r>
-        <w:t>ards</w:t>
-      </w:r>
-      <w:proofErr w:type="spellEnd"/>
-      <w:r>
-        <w:t xml:space="preserve"> </w:t>
-      </w:r>
-      <w:proofErr w:type="spellStart"/>
-      <w:r>
-        <w:t>jaisa</w:t>
-      </w:r>
-      <w:proofErr w:type="spellEnd"/>
-      <w:r>
-        <w:t xml:space="preserve"> </w:t>
-      </w:r>
-      <w:proofErr w:type="spellStart"/>
-      <w:r>
-        <w:t>maine</w:t>
-      </w:r>
-      <w:proofErr w:type="spellEnd"/>
-      <w:r>
-        <w:t xml:space="preserve"> </w:t>
-      </w:r>
-      <w:proofErr w:type="spellStart"/>
-      <w:r>
-        <w:t>bataya</w:t>
-      </w:r>
-      <w:proofErr w:type="spellEnd"/>
-      <w:r>
-        <w:t xml:space="preserve"> </w:t>
+        <w:t>yaha</w:t>
+      </w:r>
+      <w:proofErr w:type="spellEnd"/>
+      <w:r>
+        <w:t xml:space="preserve"> ka ye </w:t>
       </w:r>
       <w:proofErr w:type="spellStart"/>
       <w:r>
@@ -10572,143 +10832,32 @@
       </w:r>
       <w:proofErr w:type="spellStart"/>
       <w:r>
+        <w:t>ya</w:t>
+      </w:r>
+      <w:proofErr w:type="spellEnd"/>
+      <w:r>
+        <w:t xml:space="preserve"> revie </w:t>
+      </w:r>
+      <w:proofErr w:type="spellStart"/>
+      <w:r>
+        <w:t>ya</w:t>
+      </w:r>
+      <w:proofErr w:type="spellEnd"/>
+      <w:r>
+        <w:t xml:space="preserve"> </w:t>
+      </w:r>
+      <w:proofErr w:type="spellStart"/>
+      <w:r>
+        <w:t>kuch</w:t>
+      </w:r>
+      <w:proofErr w:type="spellEnd"/>
+      <w:r>
+        <w:t xml:space="preserve"> </w:t>
+      </w:r>
+      <w:proofErr w:type="spellStart"/>
+      <w:proofErr w:type="gramStart"/>
+      <w:r>
         <w:t>bhi</w:t>
-      </w:r>
-      <w:proofErr w:type="spellEnd"/>
-      <w:r>
-        <w:t xml:space="preserve"> </w:t>
-      </w:r>
-      <w:proofErr w:type="spellStart"/>
-      <w:proofErr w:type="gramStart"/>
-      <w:r>
-        <w:t>hai</w:t>
-      </w:r>
-      <w:proofErr w:type="spellEnd"/>
-      <w:r>
-        <w:t>..</w:t>
-      </w:r>
-      <w:proofErr w:type="spellStart"/>
-      <w:proofErr w:type="gramEnd"/>
-      <w:r>
-        <w:t>mai</w:t>
-      </w:r>
-      <w:proofErr w:type="spellEnd"/>
-      <w:r>
-        <w:t xml:space="preserve"> </w:t>
-      </w:r>
-      <w:proofErr w:type="spellStart"/>
-      <w:r>
-        <w:t>tumhe</w:t>
-      </w:r>
-      <w:proofErr w:type="spellEnd"/>
-      <w:r>
-        <w:t xml:space="preserve"> upload </w:t>
-      </w:r>
-      <w:proofErr w:type="spellStart"/>
-      <w:r>
-        <w:t>kar</w:t>
-      </w:r>
-      <w:proofErr w:type="spellEnd"/>
-      <w:r>
-        <w:t xml:space="preserve"> </w:t>
-      </w:r>
-      <w:proofErr w:type="spellStart"/>
-      <w:r>
-        <w:t>deta</w:t>
-      </w:r>
-      <w:proofErr w:type="spellEnd"/>
-      <w:r>
-        <w:t xml:space="preserve"> </w:t>
-      </w:r>
-      <w:proofErr w:type="spellStart"/>
-      <w:r>
-        <w:t>hoon</w:t>
-      </w:r>
-      <w:proofErr w:type="spellEnd"/>
-      <w:r>
-        <w:t xml:space="preserve"> datasets </w:t>
-      </w:r>
-      <w:proofErr w:type="spellStart"/>
-      <w:r>
-        <w:t>kaunse</w:t>
-      </w:r>
-      <w:proofErr w:type="spellEnd"/>
-      <w:r>
-        <w:t xml:space="preserve"> </w:t>
-      </w:r>
-      <w:proofErr w:type="spellStart"/>
-      <w:r>
-        <w:t>hai</w:t>
-      </w:r>
-      <w:proofErr w:type="spellEnd"/>
-      <w:r>
-        <w:t xml:space="preserve"> </w:t>
-      </w:r>
-      <w:proofErr w:type="spellStart"/>
-      <w:r>
-        <w:t>vo</w:t>
-      </w:r>
-      <w:proofErr w:type="spellEnd"/>
-      <w:r>
-        <w:t xml:space="preserve"> </w:t>
-      </w:r>
-      <w:proofErr w:type="spellStart"/>
-      <w:r>
-        <w:t>dekh</w:t>
-      </w:r>
-      <w:proofErr w:type="spellEnd"/>
-      <w:r>
-        <w:t xml:space="preserve"> </w:t>
-      </w:r>
-      <w:proofErr w:type="spellStart"/>
-      <w:r>
-        <w:t>lena</w:t>
-      </w:r>
-      <w:proofErr w:type="spellEnd"/>
-      <w:r>
-        <w:t xml:space="preserve"> </w:t>
-      </w:r>
-      <w:proofErr w:type="gramStart"/>
-      <w:r>
-        <w:t>tum..</w:t>
-      </w:r>
-      <w:proofErr w:type="spellStart"/>
-      <w:proofErr w:type="gramEnd"/>
-      <w:r>
-        <w:t>uss</w:t>
-      </w:r>
-      <w:proofErr w:type="spellEnd"/>
-      <w:r>
-        <w:t xml:space="preserve"> </w:t>
-      </w:r>
-      <w:proofErr w:type="spellStart"/>
-      <w:r>
-        <w:t>hisaab</w:t>
-      </w:r>
-      <w:proofErr w:type="spellEnd"/>
-      <w:r>
-        <w:t xml:space="preserve"> se </w:t>
-      </w:r>
-      <w:proofErr w:type="spellStart"/>
-      <w:r>
-        <w:t>hame</w:t>
-      </w:r>
-      <w:proofErr w:type="spellEnd"/>
-      <w:r>
-        <w:t xml:space="preserve"> </w:t>
-      </w:r>
-      <w:proofErr w:type="spellStart"/>
-      <w:r>
-        <w:t>dekhan</w:t>
-      </w:r>
-      <w:proofErr w:type="spellEnd"/>
-      <w:r>
-        <w:t xml:space="preserve"> </w:t>
-      </w:r>
-      <w:proofErr w:type="spellStart"/>
-      <w:proofErr w:type="gramStart"/>
-      <w:r>
-        <w:t>hoga</w:t>
       </w:r>
       <w:proofErr w:type="spellEnd"/>
       <w:r>
@@ -10718,31 +10867,73 @@
     </w:p>
     <w:p>
       <w:r>
-        <w:br/>
         <w:t>(</w:t>
       </w:r>
       <w:r>
-        <w:t>18</w:t>
-      </w:r>
-      <w:proofErr w:type="gramStart"/>
-      <w:r>
-        <w:t>)..</w:t>
-      </w:r>
-      <w:proofErr w:type="gramEnd"/>
-      <w:r>
-        <w:t xml:space="preserve"> see </w:t>
-      </w:r>
-      <w:proofErr w:type="spellStart"/>
-      <w:r>
-        <w:t>isem</w:t>
-      </w:r>
-      <w:proofErr w:type="spellEnd"/>
-      <w:r>
-        <w:t xml:space="preserve"> ml model and agentic ai and </w:t>
-      </w:r>
-      <w:proofErr w:type="spellStart"/>
-      <w:r>
-        <w:t>llm</w:t>
+        <w:t>19</w:t>
+      </w:r>
+      <w:r>
+        <w:t xml:space="preserve">). Plus agar user ne koi place diya jo type </w:t>
+      </w:r>
+      <w:proofErr w:type="spellStart"/>
+      <w:r>
+        <w:t>kar</w:t>
+      </w:r>
+      <w:proofErr w:type="spellEnd"/>
+      <w:r>
+        <w:t xml:space="preserve"> </w:t>
+      </w:r>
+      <w:proofErr w:type="spellStart"/>
+      <w:r>
+        <w:t>raha</w:t>
+      </w:r>
+      <w:proofErr w:type="spellEnd"/>
+      <w:r>
+        <w:t xml:space="preserve"> </w:t>
+      </w:r>
+      <w:proofErr w:type="spellStart"/>
+      <w:r>
+        <w:t>hai</w:t>
+      </w:r>
+      <w:proofErr w:type="spellEnd"/>
+      <w:r>
+        <w:t xml:space="preserve"> </w:t>
+      </w:r>
+      <w:proofErr w:type="spellStart"/>
+      <w:r>
+        <w:t>vo</w:t>
+      </w:r>
+      <w:proofErr w:type="spellEnd"/>
+      <w:r>
+        <w:t xml:space="preserve"> </w:t>
+      </w:r>
+      <w:proofErr w:type="spellStart"/>
+      <w:r>
+        <w:t>uske</w:t>
+      </w:r>
+      <w:proofErr w:type="spellEnd"/>
+      <w:r>
+        <w:t xml:space="preserve"> </w:t>
+      </w:r>
+      <w:proofErr w:type="spellStart"/>
+      <w:r>
+        <w:t>paas</w:t>
+      </w:r>
+      <w:proofErr w:type="spellEnd"/>
+      <w:r>
+        <w:t xml:space="preserve"> </w:t>
+      </w:r>
+      <w:proofErr w:type="spellStart"/>
+      <w:r>
+        <w:t>usko</w:t>
+      </w:r>
+      <w:proofErr w:type="spellEnd"/>
+      <w:r>
+        <w:t xml:space="preserve"> map pe locate </w:t>
+      </w:r>
+      <w:proofErr w:type="spellStart"/>
+      <w:r>
+        <w:t>karne</w:t>
       </w:r>
       <w:proofErr w:type="spellEnd"/>
       <w:r>
@@ -10750,11 +10941,91 @@
       </w:r>
       <w:proofErr w:type="spellStart"/>
       <w:r>
-        <w:t>bohot</w:t>
-      </w:r>
-      <w:proofErr w:type="spellEnd"/>
-      <w:r>
-        <w:t xml:space="preserve"> essential role </w:t>
+        <w:t>bhi</w:t>
+      </w:r>
+      <w:proofErr w:type="spellEnd"/>
+      <w:r>
+        <w:t xml:space="preserve"> option </w:t>
+      </w:r>
+      <w:proofErr w:type="spellStart"/>
+      <w:r>
+        <w:t>aana</w:t>
+      </w:r>
+      <w:proofErr w:type="spellEnd"/>
+      <w:r>
+        <w:t xml:space="preserve"> </w:t>
+      </w:r>
+      <w:proofErr w:type="spellStart"/>
+      <w:r>
+        <w:t>chahiye</w:t>
+      </w:r>
+      <w:proofErr w:type="spellEnd"/>
+      <w:r>
+        <w:t xml:space="preserve"> and also </w:t>
+      </w:r>
+      <w:proofErr w:type="spellStart"/>
+      <w:r>
+        <w:t>uske</w:t>
+      </w:r>
+      <w:proofErr w:type="spellEnd"/>
+      <w:r>
+        <w:t xml:space="preserve"> </w:t>
+      </w:r>
+      <w:proofErr w:type="spellStart"/>
+      <w:r>
+        <w:t>paas</w:t>
+      </w:r>
+      <w:proofErr w:type="spellEnd"/>
+      <w:r>
+        <w:t xml:space="preserve"> </w:t>
+      </w:r>
+      <w:proofErr w:type="spellStart"/>
+      <w:r>
+        <w:t>vo</w:t>
+      </w:r>
+      <w:proofErr w:type="spellEnd"/>
+      <w:r>
+        <w:t xml:space="preserve"> type </w:t>
+      </w:r>
+      <w:proofErr w:type="spellStart"/>
+      <w:r>
+        <w:t>kare</w:t>
+      </w:r>
+      <w:proofErr w:type="spellEnd"/>
+      <w:r>
+        <w:t xml:space="preserve"> to </w:t>
+      </w:r>
+      <w:proofErr w:type="spellStart"/>
+      <w:r>
+        <w:t>jisse</w:t>
+      </w:r>
+      <w:proofErr w:type="spellEnd"/>
+      <w:r>
+        <w:t xml:space="preserve"> suggestions me </w:t>
+      </w:r>
+      <w:proofErr w:type="spellStart"/>
+      <w:r>
+        <w:t>dikhne</w:t>
+      </w:r>
+      <w:proofErr w:type="spellEnd"/>
+      <w:r>
+        <w:t xml:space="preserve"> </w:t>
+      </w:r>
+      <w:proofErr w:type="spellStart"/>
+      <w:r>
+        <w:t>chahiye</w:t>
+      </w:r>
+      <w:proofErr w:type="spellEnd"/>
+      <w:r>
+        <w:t xml:space="preserve"> like google maps me </w:t>
+      </w:r>
+      <w:proofErr w:type="spellStart"/>
+      <w:r>
+        <w:t>aata</w:t>
+      </w:r>
+      <w:proofErr w:type="spellEnd"/>
+      <w:r>
+        <w:t xml:space="preserve"> </w:t>
       </w:r>
       <w:proofErr w:type="spellStart"/>
       <w:r>
@@ -10762,44 +11033,119 @@
       </w:r>
       <w:proofErr w:type="spellEnd"/>
       <w:r>
-        <w:t xml:space="preserve"> to </w:t>
-      </w:r>
-      <w:proofErr w:type="spellStart"/>
-      <w:r>
-        <w:t>usko</w:t>
-      </w:r>
-      <w:proofErr w:type="spellEnd"/>
-      <w:r>
-        <w:t xml:space="preserve"> </w:t>
-      </w:r>
-      <w:proofErr w:type="spellStart"/>
-      <w:r>
-        <w:t>samjhke</w:t>
-      </w:r>
-      <w:proofErr w:type="spellEnd"/>
-      <w:r>
-        <w:t xml:space="preserve"> </w:t>
-      </w:r>
-      <w:proofErr w:type="spellStart"/>
-      <w:r>
-        <w:t>karna</w:t>
-      </w:r>
-      <w:proofErr w:type="spellEnd"/>
-      <w:r>
-        <w:t xml:space="preserve"> sab </w:t>
-      </w:r>
-      <w:proofErr w:type="spellStart"/>
-      <w:proofErr w:type="gramStart"/>
-      <w:r>
-        <w:t>chize</w:t>
-      </w:r>
-      <w:proofErr w:type="spellEnd"/>
-      <w:r>
-        <w:t>..</w:t>
-      </w:r>
-      <w:proofErr w:type="gramEnd"/>
-      <w:r>
-        <w:t xml:space="preserve">and koi </w:t>
+        <w:t xml:space="preserve"> </w:t>
+      </w:r>
+      <w:proofErr w:type="spellStart"/>
+      <w:r>
+        <w:t>likhte</w:t>
+      </w:r>
+      <w:proofErr w:type="spellEnd"/>
+      <w:r>
+        <w:t xml:space="preserve"> </w:t>
+      </w:r>
+      <w:proofErr w:type="spellStart"/>
+      <w:r>
+        <w:t>hai</w:t>
+      </w:r>
+      <w:proofErr w:type="spellEnd"/>
+      <w:r>
+        <w:t xml:space="preserve"> </w:t>
+      </w:r>
+      <w:proofErr w:type="spellStart"/>
+      <w:r>
+        <w:t>to..and</w:t>
+      </w:r>
+      <w:proofErr w:type="spellEnd"/>
+      <w:r>
+        <w:t xml:space="preserve"> </w:t>
+      </w:r>
+      <w:proofErr w:type="spellStart"/>
+      <w:r>
+        <w:t>jaise</w:t>
+      </w:r>
+      <w:proofErr w:type="spellEnd"/>
+      <w:r>
+        <w:t xml:space="preserve"> hi </w:t>
+      </w:r>
+      <w:proofErr w:type="spellStart"/>
+      <w:r>
+        <w:t>vo</w:t>
+      </w:r>
+      <w:proofErr w:type="spellEnd"/>
+      <w:r>
+        <w:t xml:space="preserve"> type </w:t>
+      </w:r>
+      <w:proofErr w:type="spellStart"/>
+      <w:r>
+        <w:t>kare</w:t>
+      </w:r>
+      <w:proofErr w:type="spellEnd"/>
+      <w:r>
+        <w:t xml:space="preserve"> to ai ko </w:t>
+      </w:r>
+      <w:proofErr w:type="spellStart"/>
+      <w:r>
+        <w:t>itna</w:t>
+      </w:r>
+      <w:proofErr w:type="spellEnd"/>
+      <w:r>
+        <w:t xml:space="preserve"> </w:t>
+      </w:r>
+      <w:proofErr w:type="spellStart"/>
+      <w:r>
+        <w:t>samjhdaar</w:t>
+      </w:r>
+      <w:proofErr w:type="spellEnd"/>
+      <w:r>
+        <w:t xml:space="preserve"> </w:t>
+      </w:r>
+      <w:proofErr w:type="spellStart"/>
+      <w:r>
+        <w:t>hona</w:t>
+      </w:r>
+      <w:proofErr w:type="spellEnd"/>
+      <w:r>
+        <w:t xml:space="preserve"> </w:t>
+      </w:r>
+      <w:proofErr w:type="spellStart"/>
+      <w:r>
+        <w:t>chahiye</w:t>
+      </w:r>
+      <w:proofErr w:type="spellEnd"/>
+      <w:r>
+        <w:t xml:space="preserve"> ki </w:t>
+      </w:r>
+      <w:proofErr w:type="spellStart"/>
+      <w:r>
+        <w:t>vo</w:t>
+      </w:r>
+      <w:proofErr w:type="spellEnd"/>
+      <w:r>
+        <w:t xml:space="preserve"> koi </w:t>
+      </w:r>
+      <w:proofErr w:type="spellStart"/>
+      <w:r>
+        <w:t>jagah</w:t>
+      </w:r>
+      <w:proofErr w:type="spellEnd"/>
+      <w:r>
+        <w:t xml:space="preserve"> de sake </w:t>
+      </w:r>
+      <w:proofErr w:type="spellStart"/>
+      <w:r>
+        <w:t>uska</w:t>
+      </w:r>
+      <w:proofErr w:type="spellEnd"/>
+      <w:r>
+        <w:t xml:space="preserve">..map </w:t>
+      </w:r>
+      <w:proofErr w:type="spellStart"/>
+      <w:r>
+        <w:t>pe..koi</w:t>
+      </w:r>
+      <w:proofErr w:type="spellEnd"/>
+      <w:r>
+        <w:t xml:space="preserve"> </w:t>
       </w:r>
       <w:proofErr w:type="spellStart"/>
       <w:r>
@@ -10807,412 +11153,6 @@
       </w:r>
       <w:proofErr w:type="spellEnd"/>
       <w:r>
-        <w:t xml:space="preserve"> chiz </w:t>
-      </w:r>
-      <w:proofErr w:type="spellStart"/>
-      <w:r>
-        <w:t>aise</w:t>
-      </w:r>
-      <w:proofErr w:type="spellEnd"/>
-      <w:r>
-        <w:t xml:space="preserve"> hardcoded mat de </w:t>
-      </w:r>
-      <w:proofErr w:type="spellStart"/>
-      <w:r>
-        <w:t>dena</w:t>
-      </w:r>
-      <w:proofErr w:type="spellEnd"/>
-      <w:r>
-        <w:t xml:space="preserve"> ki ye </w:t>
-      </w:r>
-      <w:proofErr w:type="spellStart"/>
-      <w:r>
-        <w:t>hai</w:t>
-      </w:r>
-      <w:proofErr w:type="spellEnd"/>
-      <w:r>
-        <w:t xml:space="preserve"> </w:t>
-      </w:r>
-      <w:proofErr w:type="spellStart"/>
-      <w:r>
-        <w:t>vo</w:t>
-      </w:r>
-      <w:proofErr w:type="spellEnd"/>
-      <w:r>
-        <w:t xml:space="preserve"> </w:t>
-      </w:r>
-      <w:proofErr w:type="spellStart"/>
-      <w:proofErr w:type="gramStart"/>
-      <w:r>
-        <w:t>hai</w:t>
-      </w:r>
-      <w:proofErr w:type="spellEnd"/>
-      <w:r>
-        <w:t>..</w:t>
-      </w:r>
-      <w:proofErr w:type="spellStart"/>
-      <w:proofErr w:type="gramEnd"/>
-      <w:r>
-        <w:t>yaha</w:t>
-      </w:r>
-      <w:proofErr w:type="spellEnd"/>
-      <w:r>
-        <w:t xml:space="preserve"> ka ye </w:t>
-      </w:r>
-      <w:proofErr w:type="spellStart"/>
-      <w:r>
-        <w:t>vo</w:t>
-      </w:r>
-      <w:proofErr w:type="spellEnd"/>
-      <w:r>
-        <w:t xml:space="preserve"> </w:t>
-      </w:r>
-      <w:proofErr w:type="spellStart"/>
-      <w:r>
-        <w:t>ya</w:t>
-      </w:r>
-      <w:proofErr w:type="spellEnd"/>
-      <w:r>
-        <w:t xml:space="preserve"> revie </w:t>
-      </w:r>
-      <w:proofErr w:type="spellStart"/>
-      <w:r>
-        <w:t>ya</w:t>
-      </w:r>
-      <w:proofErr w:type="spellEnd"/>
-      <w:r>
-        <w:t xml:space="preserve"> </w:t>
-      </w:r>
-      <w:proofErr w:type="spellStart"/>
-      <w:r>
-        <w:t>kuch</w:t>
-      </w:r>
-      <w:proofErr w:type="spellEnd"/>
-      <w:r>
-        <w:t xml:space="preserve"> </w:t>
-      </w:r>
-      <w:proofErr w:type="spellStart"/>
-      <w:proofErr w:type="gramStart"/>
-      <w:r>
-        <w:t>bhi</w:t>
-      </w:r>
-      <w:proofErr w:type="spellEnd"/>
-      <w:r>
-        <w:t>..</w:t>
-      </w:r>
-      <w:proofErr w:type="gramEnd"/>
-    </w:p>
-    <w:p>
-      <w:r>
-        <w:t>(</w:t>
-      </w:r>
-      <w:r>
-        <w:t>19</w:t>
-      </w:r>
-      <w:r>
-        <w:t xml:space="preserve">). </w:t>
-      </w:r>
-      <w:proofErr w:type="gramStart"/>
-      <w:r>
-        <w:t>Plus</w:t>
-      </w:r>
-      <w:proofErr w:type="gramEnd"/>
-      <w:r>
-        <w:t xml:space="preserve"> agar user ne koi place diya jo type </w:t>
-      </w:r>
-      <w:proofErr w:type="spellStart"/>
-      <w:r>
-        <w:t>kar</w:t>
-      </w:r>
-      <w:proofErr w:type="spellEnd"/>
-      <w:r>
-        <w:t xml:space="preserve"> </w:t>
-      </w:r>
-      <w:proofErr w:type="spellStart"/>
-      <w:r>
-        <w:t>raha</w:t>
-      </w:r>
-      <w:proofErr w:type="spellEnd"/>
-      <w:r>
-        <w:t xml:space="preserve"> </w:t>
-      </w:r>
-      <w:proofErr w:type="spellStart"/>
-      <w:r>
-        <w:t>hai</w:t>
-      </w:r>
-      <w:proofErr w:type="spellEnd"/>
-      <w:r>
-        <w:t xml:space="preserve"> </w:t>
-      </w:r>
-      <w:proofErr w:type="spellStart"/>
-      <w:r>
-        <w:t>vo</w:t>
-      </w:r>
-      <w:proofErr w:type="spellEnd"/>
-      <w:r>
-        <w:t xml:space="preserve"> </w:t>
-      </w:r>
-      <w:proofErr w:type="spellStart"/>
-      <w:r>
-        <w:t>uske</w:t>
-      </w:r>
-      <w:proofErr w:type="spellEnd"/>
-      <w:r>
-        <w:t xml:space="preserve"> </w:t>
-      </w:r>
-      <w:proofErr w:type="spellStart"/>
-      <w:r>
-        <w:t>paas</w:t>
-      </w:r>
-      <w:proofErr w:type="spellEnd"/>
-      <w:r>
-        <w:t xml:space="preserve"> </w:t>
-      </w:r>
-      <w:proofErr w:type="spellStart"/>
-      <w:r>
-        <w:t>usko</w:t>
-      </w:r>
-      <w:proofErr w:type="spellEnd"/>
-      <w:r>
-        <w:t xml:space="preserve"> map pe locate </w:t>
-      </w:r>
-      <w:proofErr w:type="spellStart"/>
-      <w:r>
-        <w:t>karne</w:t>
-      </w:r>
-      <w:proofErr w:type="spellEnd"/>
-      <w:r>
-        <w:t xml:space="preserve"> ka </w:t>
-      </w:r>
-      <w:proofErr w:type="spellStart"/>
-      <w:r>
-        <w:t>bhi</w:t>
-      </w:r>
-      <w:proofErr w:type="spellEnd"/>
-      <w:r>
-        <w:t xml:space="preserve"> option </w:t>
-      </w:r>
-      <w:proofErr w:type="spellStart"/>
-      <w:r>
-        <w:t>aana</w:t>
-      </w:r>
-      <w:proofErr w:type="spellEnd"/>
-      <w:r>
-        <w:t xml:space="preserve"> </w:t>
-      </w:r>
-      <w:proofErr w:type="spellStart"/>
-      <w:r>
-        <w:t>chahiye</w:t>
-      </w:r>
-      <w:proofErr w:type="spellEnd"/>
-      <w:r>
-        <w:t xml:space="preserve"> and also </w:t>
-      </w:r>
-      <w:proofErr w:type="spellStart"/>
-      <w:r>
-        <w:t>uske</w:t>
-      </w:r>
-      <w:proofErr w:type="spellEnd"/>
-      <w:r>
-        <w:t xml:space="preserve"> </w:t>
-      </w:r>
-      <w:proofErr w:type="spellStart"/>
-      <w:r>
-        <w:t>paas</w:t>
-      </w:r>
-      <w:proofErr w:type="spellEnd"/>
-      <w:r>
-        <w:t xml:space="preserve"> </w:t>
-      </w:r>
-      <w:proofErr w:type="spellStart"/>
-      <w:r>
-        <w:t>vo</w:t>
-      </w:r>
-      <w:proofErr w:type="spellEnd"/>
-      <w:r>
-        <w:t xml:space="preserve"> type </w:t>
-      </w:r>
-      <w:proofErr w:type="spellStart"/>
-      <w:r>
-        <w:t>kare</w:t>
-      </w:r>
-      <w:proofErr w:type="spellEnd"/>
-      <w:r>
-        <w:t xml:space="preserve"> to </w:t>
-      </w:r>
-      <w:proofErr w:type="spellStart"/>
-      <w:r>
-        <w:t>jisse</w:t>
-      </w:r>
-      <w:proofErr w:type="spellEnd"/>
-      <w:r>
-        <w:t xml:space="preserve"> suggestions me </w:t>
-      </w:r>
-      <w:proofErr w:type="spellStart"/>
-      <w:r>
-        <w:t>dikhne</w:t>
-      </w:r>
-      <w:proofErr w:type="spellEnd"/>
-      <w:r>
-        <w:t xml:space="preserve"> </w:t>
-      </w:r>
-      <w:proofErr w:type="spellStart"/>
-      <w:r>
-        <w:t>chahiye</w:t>
-      </w:r>
-      <w:proofErr w:type="spellEnd"/>
-      <w:r>
-        <w:t xml:space="preserve"> like google maps me </w:t>
-      </w:r>
-      <w:proofErr w:type="spellStart"/>
-      <w:r>
-        <w:t>aata</w:t>
-      </w:r>
-      <w:proofErr w:type="spellEnd"/>
-      <w:r>
-        <w:t xml:space="preserve"> </w:t>
-      </w:r>
-      <w:proofErr w:type="spellStart"/>
-      <w:r>
-        <w:t>hai</w:t>
-      </w:r>
-      <w:proofErr w:type="spellEnd"/>
-      <w:r>
-        <w:t xml:space="preserve"> </w:t>
-      </w:r>
-      <w:proofErr w:type="spellStart"/>
-      <w:r>
-        <w:t>likhte</w:t>
-      </w:r>
-      <w:proofErr w:type="spellEnd"/>
-      <w:r>
-        <w:t xml:space="preserve"> </w:t>
-      </w:r>
-      <w:proofErr w:type="spellStart"/>
-      <w:r>
-        <w:t>hai</w:t>
-      </w:r>
-      <w:proofErr w:type="spellEnd"/>
-      <w:r>
-        <w:t xml:space="preserve"> </w:t>
-      </w:r>
-      <w:proofErr w:type="spellStart"/>
-      <w:proofErr w:type="gramStart"/>
-      <w:r>
-        <w:t>to..</w:t>
-      </w:r>
-      <w:proofErr w:type="gramEnd"/>
-      <w:r>
-        <w:t>and</w:t>
-      </w:r>
-      <w:proofErr w:type="spellEnd"/>
-      <w:r>
-        <w:t xml:space="preserve"> </w:t>
-      </w:r>
-      <w:proofErr w:type="spellStart"/>
-      <w:r>
-        <w:t>jaise</w:t>
-      </w:r>
-      <w:proofErr w:type="spellEnd"/>
-      <w:r>
-        <w:t xml:space="preserve"> hi </w:t>
-      </w:r>
-      <w:proofErr w:type="spellStart"/>
-      <w:r>
-        <w:t>vo</w:t>
-      </w:r>
-      <w:proofErr w:type="spellEnd"/>
-      <w:r>
-        <w:t xml:space="preserve"> type </w:t>
-      </w:r>
-      <w:proofErr w:type="spellStart"/>
-      <w:r>
-        <w:t>kare</w:t>
-      </w:r>
-      <w:proofErr w:type="spellEnd"/>
-      <w:r>
-        <w:t xml:space="preserve"> to ai ko </w:t>
-      </w:r>
-      <w:proofErr w:type="spellStart"/>
-      <w:r>
-        <w:t>itna</w:t>
-      </w:r>
-      <w:proofErr w:type="spellEnd"/>
-      <w:r>
-        <w:t xml:space="preserve"> </w:t>
-      </w:r>
-      <w:proofErr w:type="spellStart"/>
-      <w:r>
-        <w:t>samjhdaar</w:t>
-      </w:r>
-      <w:proofErr w:type="spellEnd"/>
-      <w:r>
-        <w:t xml:space="preserve"> </w:t>
-      </w:r>
-      <w:proofErr w:type="spellStart"/>
-      <w:r>
-        <w:t>hona</w:t>
-      </w:r>
-      <w:proofErr w:type="spellEnd"/>
-      <w:r>
-        <w:t xml:space="preserve"> </w:t>
-      </w:r>
-      <w:proofErr w:type="spellStart"/>
-      <w:r>
-        <w:t>chahiye</w:t>
-      </w:r>
-      <w:proofErr w:type="spellEnd"/>
-      <w:r>
-        <w:t xml:space="preserve"> ki </w:t>
-      </w:r>
-      <w:proofErr w:type="spellStart"/>
-      <w:r>
-        <w:t>vo</w:t>
-      </w:r>
-      <w:proofErr w:type="spellEnd"/>
-      <w:r>
-        <w:t xml:space="preserve"> koi </w:t>
-      </w:r>
-      <w:proofErr w:type="spellStart"/>
-      <w:r>
-        <w:t>jagah</w:t>
-      </w:r>
-      <w:proofErr w:type="spellEnd"/>
-      <w:r>
-        <w:t xml:space="preserve"> de sake </w:t>
-      </w:r>
-      <w:proofErr w:type="spellStart"/>
-      <w:proofErr w:type="gramStart"/>
-      <w:r>
-        <w:t>uska</w:t>
-      </w:r>
-      <w:proofErr w:type="spellEnd"/>
-      <w:r>
-        <w:t>..</w:t>
-      </w:r>
-      <w:proofErr w:type="gramEnd"/>
-      <w:r>
-        <w:t xml:space="preserve">map </w:t>
-      </w:r>
-      <w:proofErr w:type="spellStart"/>
-      <w:proofErr w:type="gramStart"/>
-      <w:r>
-        <w:t>pe..</w:t>
-      </w:r>
-      <w:proofErr w:type="gramEnd"/>
-      <w:r>
-        <w:t>koi</w:t>
-      </w:r>
-      <w:proofErr w:type="spellEnd"/>
-      <w:r>
-        <w:t xml:space="preserve"> </w:t>
-      </w:r>
-      <w:proofErr w:type="spellStart"/>
-      <w:r>
-        <w:t>bhi</w:t>
-      </w:r>
-      <w:proofErr w:type="spellEnd"/>
-      <w:r>
         <w:t xml:space="preserve"> place search </w:t>
       </w:r>
       <w:proofErr w:type="spellStart"/>
@@ -11229,13 +11169,8 @@
       </w:r>
       <w:proofErr w:type="spellEnd"/>
       <w:r>
-        <w:t xml:space="preserve"> </w:t>
-      </w:r>
-      <w:proofErr w:type="gramStart"/>
-      <w:r>
-        <w:t>to..</w:t>
-      </w:r>
-      <w:proofErr w:type="gramEnd"/>
+        <w:t xml:space="preserve"> to..</w:t>
+      </w:r>
     </w:p>
     <w:p>
       <w:r>
